--- a/mokun3/2fin/word/m3s2_sr1_heat_check_exam.docx
+++ b/mokun3/2fin/word/m3s2_sr1_heat_check_exam.docx
@@ -4806,7 +4806,17 @@
           <w:sz w:val="18"/>
           <w:u w:val="none"/>
         </w:rPr>
-        <w:t>〈보기〉 ( Therefore / the demand / for fans and air conditioners / increased / so / such / rapidly / that / some stores / ran out of / them )</w:t>
+        <w:t xml:space="preserve">〈보기〉 </w:t>
+      </w:r>
+      <w:r>
+        <w:rPr>
+          <w:rFonts w:ascii="맑은 고딕" w:hAnsi="맑은 고딕" w:eastAsia="맑은 고딕"/>
+          <w:b w:val="0"/>
+          <w:i w:val="0"/>
+          <w:sz w:val="18"/>
+          <w:u w:val="none"/>
+        </w:rPr>
+        <w:t>( such / increased / the demand / ran out of / that / them / rapidly / for fans and air conditioners / some stores / so / therefore )</w:t>
       </w:r>
       <w:r>
         <w:br/>
@@ -4962,7 +4972,17 @@
           <w:sz w:val="18"/>
           <w:u w:val="none"/>
         </w:rPr>
-        <w:t>〈보기〉 ( The extreme heat / created / a difficult situation / in / which / that / farmers / struggled / to grow / crops )</w:t>
+        <w:t xml:space="preserve">〈보기〉 </w:t>
+      </w:r>
+      <w:r>
+        <w:rPr>
+          <w:rFonts w:ascii="맑은 고딕" w:hAnsi="맑은 고딕" w:eastAsia="맑은 고딕"/>
+          <w:b w:val="0"/>
+          <w:i w:val="0"/>
+          <w:sz w:val="18"/>
+          <w:u w:val="none"/>
+        </w:rPr>
+        <w:t>( struggled / in / that / the extreme heat / to grow / created / crops / which / a difficult situation / farmers )</w:t>
       </w:r>
       <w:r>
         <w:br/>

--- a/mokun3/2fin/word/m3s2_sr1_heat_check_exam.docx
+++ b/mokun3/2fin/word/m3s2_sr1_heat_check_exam.docx
@@ -19,10 +19,10 @@
     </w:p>
     <w:p>
       <w:pPr>
-        <w:spacing w:before="0" w:after="60" w:line="259" w:lineRule="auto"/>
         <w:pBdr>
           <w:bottom w:val="single" w:sz="8" w:space="1" w:color="1F3864"/>
         </w:pBdr>
+        <w:spacing w:before="0" w:after="60" w:line="259" w:lineRule="auto"/>
       </w:pPr>
       <w:r>
         <w:rPr>
@@ -40,8 +40,8 @@
         <w:sectPr>
           <w:pgSz w:w="11906" w:h="16838"/>
           <w:pgMar w:top="680" w:right="794" w:bottom="624" w:left="794" w:header="720" w:footer="720" w:gutter="0"/>
+          <w:cols w:num="1" w:space="360"/>
           <w:docGrid w:linePitch="360"/>
-          <w:cols w:num="1" w:space="360"/>
         </w:sectPr>
       </w:pPr>
     </w:p>
@@ -5561,8 +5561,8 @@
           <w:type w:val="continuous"/>
           <w:pgSz w:w="11906" w:h="16838"/>
           <w:pgMar w:top="680" w:right="794" w:bottom="624" w:left="794" w:header="720" w:footer="720" w:gutter="0"/>
+          <w:cols w:num="2" w:space="360" w:sep="1"/>
           <w:docGrid w:linePitch="360"/>
-          <w:cols w:num="2" w:space="360" w:sep="1"/>
         </w:sectPr>
       </w:pPr>
     </w:p>
@@ -6209,8 +6209,8 @@
     <w:sectPr>
       <w:pgSz w:w="11906" w:h="16838"/>
       <w:pgMar w:top="680" w:right="794" w:bottom="624" w:left="794" w:header="720" w:footer="720" w:gutter="0"/>
+      <w:cols w:num="1" w:space="360"/>
       <w:docGrid w:linePitch="360"/>
-      <w:cols w:num="1" w:space="360"/>
     </w:sectPr>
   </w:body>
 </w:document>
